--- a/klagomål/A 33994-2026 FSC-klagomål.docx
+++ b/klagomål/A 33994-2026 FSC-klagomål.docx
@@ -683,7 +683,7 @@
     <w:r>
       <w:tab/>
       <w:tab/>
-      <w:t>2026-08-19</w:t>
+      <w:t>2026-08-20</w:t>
       <w:br/>
       <w:br/>
     </w:r>

--- a/klagomål/A 33994-2026 FSC-klagomål.docx
+++ b/klagomål/A 33994-2026 FSC-klagomål.docx
@@ -683,7 +683,7 @@
     <w:r>
       <w:tab/>
       <w:tab/>
-      <w:t>2026-08-20</w:t>
+      <w:t>2026-08-21</w:t>
       <w:br/>
       <w:br/>
     </w:r>

--- a/klagomål/A 33994-2026 FSC-klagomål.docx
+++ b/klagomål/A 33994-2026 FSC-klagomål.docx
@@ -683,7 +683,7 @@
     <w:r>
       <w:tab/>
       <w:tab/>
-      <w:t>2026-08-21</w:t>
+      <w:t>2026-08-22</w:t>
       <w:br/>
       <w:br/>
     </w:r>

--- a/klagomål/A 33994-2026 FSC-klagomål.docx
+++ b/klagomål/A 33994-2026 FSC-klagomål.docx
@@ -683,7 +683,7 @@
     <w:r>
       <w:tab/>
       <w:tab/>
-      <w:t>2026-08-22</w:t>
+      <w:t>2026-08-23</w:t>
       <w:br/>
       <w:br/>
     </w:r>

--- a/klagomål/A 33994-2026 FSC-klagomål.docx
+++ b/klagomål/A 33994-2026 FSC-klagomål.docx
@@ -163,7 +163,7 @@
         <w:pStyle w:val="Title"/>
       </w:pPr>
       <w:r>
-        <w:t>Inledande FSC- /PEFC-klagomål – information om höga naturvärden i avverkningsanmälan A 33994-2026 i Strömsunds kommun</w:t>
+        <w:t>Inledande FSC- /PEFC-klagomål – information om höga naturvärden och fridlysta arter i avverkningsanmälan A 33994-2026 i Strömsunds kommun</w:t>
       </w:r>
     </w:p>
     <w:p>
@@ -178,7 +178,7 @@
       <w:r>
         <w:drawing>
           <wp:inline xmlns:a="http://schemas.openxmlformats.org/drawingml/2006/main" xmlns:pic="http://schemas.openxmlformats.org/drawingml/2006/picture">
-            <wp:extent cx="5486400" cy="4315591"/>
+            <wp:extent cx="5486400" cy="4679466"/>
             <wp:docPr id="1" name="Picture 1"/>
             <wp:cNvGraphicFramePr>
               <a:graphicFrameLocks noChangeAspect="1"/>
@@ -199,6 +199,203 @@
                   <pic:spPr>
                     <a:xfrm>
                       <a:off x="0" y="0"/>
+                      <a:ext cx="5486400" cy="4679466"/>
+                    </a:xfrm>
+                    <a:prstGeom prst="rect"/>
+                  </pic:spPr>
+                </pic:pic>
+              </a:graphicData>
+            </a:graphic>
+          </wp:inline>
+        </w:drawing>
+      </w:r>
+    </w:p>
+    <w:p>
+      <w:pPr>
+        <w:pStyle w:val="Caption"/>
+        <w:spacing w:after="240"/>
+      </w:pPr>
+      <w:r>
+        <w:t>Figur 1. Fyndplatser för naturvårdsarter i och inom 1 meter från avverkningsanmälan. Markörer utan svart kant är placerade på fyndplatsen. Markörer med svart kant är placerade vid sidan av fyndplatsen och har ett svart streck som visar fyndplatsens exakta position. Kartans mittpunktskoordinat är N 7131366, E 504865 i SWEREF 99 TM.</w:t>
+      </w:r>
+    </w:p>
+    <w:p>
+      <w:r>
+        <w:t>I och inom 1 meter från avverkningsanmälan finns fynd av 23 naturvårdsarter, varav 20 är rödlistade, 2 är fridlysta, 13 är typiska (T) och 2 är signalarter (S): fläckporing (VU, T), garnlav (VU, T), gräddporing (VU, T), knärot (VU, T, §8), ostticka (VU, T), skrovlig taggsvamp (VU), smalfotad taggsvamp (VU), aspskinn (NT), blanksvart spiklav (NT), blågrå svartspik (NT), dropptaggsvamp (NT, T), dvärgbägarlav (NT, T), kolflarnlav (NT, T), kortskaftad ärgspik (NT), mörk kolflarnlav (NT), nordtagging (NT), vaddporing (NT), vedflamlav (NT), vedskivlav (NT, T), vedtrappmossa (NT, T), bårdlav (S, T), nästlav (S, T) och tjäder (T, §4). Se Figur 1.</w:t>
+      </w:r>
+    </w:p>
+    <w:p>
+      <w:r>
+        <w:t>Nedan presenteras relevanta utdrag ur standarderna för FSC, Chain of Custody, Controlled Wood och PEFC.</w:t>
+      </w:r>
+    </w:p>
+    <w:p>
+      <w:r>
+        <w:t>Vi förväntar oss att ni återkommer med ett skriftligt svar på vårt klagomål och även beskriver vilka korrigerande åtgärder ni satt in för att rätta till identifierade brister i er efterlevnad av den svenska FSC standarden.</w:t>
+      </w:r>
+    </w:p>
+    <w:p>
+      <w:pPr>
+        <w:pStyle w:val="Heading1"/>
+      </w:pPr>
+      <w:r>
+        <w:t>Naturvårdsarter och fridlysta arter</w:t>
+      </w:r>
+    </w:p>
+    <w:p>
+      <w:r>
+        <w:t>Nedan följer beskrivningar av de naturvårdsarter och fridlysta arter som har sina livsmiljöer och växtplatser i den avverkningsanmälda skogen. Se även ytterligare artfakta i BILAGA 1. De påträffade naturvårdsarterna är ett tydligt kvitto på att det rör sig om en skog med höga naturvärden.</w:t>
+      </w:r>
+    </w:p>
+    <w:p>
+      <w:r>
+        <w:rPr>
+          <w:b/>
+        </w:rPr>
+        <w:t>Fläckporing (VU)</w:t>
+      </w:r>
+      <w:r>
+        <w:t xml:space="preserve"> är en mycket bra signalart som visar på tallnaturskogar med höga naturvärden. Den är placerad högst upp i Skogsstyrelsens värdepyramid för bedömning av skog med höga naturvärden och indikerar områden som är mer eller mindre opåverkade av skogsbruk och där det funnits en kontinuitet av tallågor i olika nedbrytningsstadier. För att på lång sikt bibehålla livskraftiga populationer i ett område behövs troligen större skyddade områden som tillåter att man upprätthåller en naturlig branddynamik. Fläckporing är typisk art för </w:t>
+      </w:r>
+      <w:r>
+        <w:rPr>
+          <w:i/>
+        </w:rPr>
+        <w:t>9010 Taiga</w:t>
+      </w:r>
+      <w:r>
+        <w:t xml:space="preserve"> (SLU Artdatabanken, 2024; Nitare &amp; Skogsstyrelsen, 2019).</w:t>
+      </w:r>
+    </w:p>
+    <w:p>
+      <w:r>
+        <w:rPr>
+          <w:b/>
+        </w:rPr>
+        <w:t>Garnlav (VU)</w:t>
+      </w:r>
+      <w:r>
+        <w:t xml:space="preserve"> är en utpräglad barrskogsart som ibland kan drapera träden i norrländska grannaturskogar med hög luftfuktighet. Den förekommer även i talldominerade bestånd där den, förutom i trädens grenverk, påträffas hängande över ojämnheter i tallbarken. Arten har minskat starkt i södra och mellersta Sverige och den minskar även i sitt nordliga utbredningsområde. Minskningstakten uppgår till 30 (20–50) % inom 50 år och överstiger gränsvärdet för Sårbar (VU). Orsaken till tillbakagången beror främst på slutavverkningar av naturskogsartade skogar. Bestånd med riklig förekomst bör regelmässigt sparas, vilket även gynnar flera andra sällsynta och rödlistade arter. Garnlav är värdväxt för den mycket sällsynta och akut hotade fjärilen barrskogslavfly (CR) som hör hemma i boreala barrskogar med riklig förekomst av värdväxten. Tidigare kunde arten konstateras årligen på flera platser vid Dala-Floda i Dalarna innan lokalerna kalavverkades. Senaste fyndet i landet av barrskogslavfly är från år 2000 då den påträffades vid Högberget i Sollefteå kommun. Garnlav är typisk art för </w:t>
+      </w:r>
+      <w:r>
+        <w:rPr>
+          <w:i/>
+        </w:rPr>
+        <w:t xml:space="preserve">9010 Taiga </w:t>
+      </w:r>
+      <w:r>
+        <w:t>och</w:t>
+      </w:r>
+      <w:r>
+        <w:rPr>
+          <w:i/>
+        </w:rPr>
+        <w:t xml:space="preserve"> 9070 Trädklädd betesmark</w:t>
+      </w:r>
+      <w:r>
+        <w:t xml:space="preserve"> (SLU Artdatabanken, 2026).</w:t>
+      </w:r>
+    </w:p>
+    <w:p>
+      <w:r>
+        <w:rPr>
+          <w:b/>
+        </w:rPr>
+        <w:t>Gräddporing (VU)</w:t>
+      </w:r>
+      <w:r>
+        <w:t xml:space="preserve"> växer nästan enbart i urskogsartad barrskog på gamla, kraftigt murkna, grova och mossbelupna tallågor i något fuktiga och skuggiga lägen. Arten är placerad högst upp i Skogsstyrelsens värdepyramid för bedömning av skog med höga naturvärden och indikerar gamla och relativt orörda tallnaturskogar med höga naturvärden där det under låg tid kontinuerligt funnits inslag av grova tallågor. För att på sikt hejda artens vikande trend behöver merparten av gräddporingens nu kända växtplatser undantas från skogsbruk. Gräddporing är typisk art för </w:t>
+      </w:r>
+      <w:r>
+        <w:rPr>
+          <w:i/>
+        </w:rPr>
+        <w:t>9010 Taiga</w:t>
+      </w:r>
+      <w:r>
+        <w:t xml:space="preserve"> (SLU Artdatabanken, 2024; Nitare &amp; Skogsstyrelsen, 2019).</w:t>
+      </w:r>
+    </w:p>
+    <w:p>
+      <w:r>
+        <w:rPr>
+          <w:b/>
+        </w:rPr>
+        <w:t>Knärot (VU, §8)</w:t>
+      </w:r>
+      <w:r>
+        <w:t xml:space="preserve"> är typisk art för </w:t>
+      </w:r>
+      <w:r>
+        <w:rPr>
+          <w:i/>
+        </w:rPr>
+        <w:t xml:space="preserve">9010 Taiga </w:t>
+      </w:r>
+      <w:r>
+        <w:t>och</w:t>
+      </w:r>
+      <w:r>
+        <w:rPr>
+          <w:i/>
+        </w:rPr>
+        <w:t xml:space="preserve"> 9050 Näringsrik granskog</w:t>
+      </w:r>
+      <w:r>
+        <w:t xml:space="preserve">, rödlistad som sårbar och fridlyst enligt 8§ artskyddsförordningen. En nyligen genomförd analys av 79 floraväktarlokaler indikerar att det behövs någonstans mellan 100 och 150 meters skyddszon för att en knärotspopulation inte ska dö ut på lång sikt (Sebestyén &amp; Sundberg, 2025). Detta ligger väl i linje med tidigare genomförda studier som visar att det krävs väl tilltagna buffertzoner för att knäroten inte ska ta skada av skogsbruksåtgärder i intilliggande skog (Johnson, 2014; Koelmeijer m.fl., 2022; Skogsstyrelsen, 2022). Arten är även känslig för gallring vilket framgår av Skogsstyrelsens egen vägledning för hänsyn till knärot (Skogsstyrelsen, 2022). Ytterligare en studie visar på den starka korrelationen mellan minskande arealer kontinuitetsskog och lokal utdöenderisk. Knäroten uppvisade en mycket låg koloniseringsgrad (0,7 % över 10 år) i kombination med hög lokal utrotningsrisk (75,2 %), där utrotningssannolikheten ökade kraftigt när arealen kontinuitetsskog minskade mellan undersökningar, t.ex. på grund av kalhyggesbruk (Johansson et al., 2026). För rika förekomster av knärot är reservatsbildning eller biotopskydd lämpliga åtgärder för att skydda den. På knärot kan den sällsynta rostsvampen </w:t>
+      </w:r>
+      <w:r>
+        <w:rPr>
+          <w:i/>
+        </w:rPr>
+        <w:t>Pucciniastrum goodyerae</w:t>
+      </w:r>
+      <w:r>
+        <w:t xml:space="preserve"> påträffas. </w:t>
+      </w:r>
+      <w:r>
+        <w:rPr>
+          <w:i/>
+        </w:rPr>
+        <w:t>Pucciniastrum goodyerae</w:t>
+      </w:r>
+      <w:r>
+        <w:t xml:space="preserve"> är klassad som NE (ej bedömd) i rödlistan (SLU Artdatabanken, 2024).</w:t>
+      </w:r>
+    </w:p>
+    <w:p>
+      <w:r>
+        <w:t>I det avverkningsanmälda området finns 3 fyndplatser för knärot registrerade på Artportalen. Figur 2 visar gränserna för buffertzoner på 50 m, som behöver lämnas kring fyndplatserna för att knärotslokalerna inte ska försvinna vid en avverkning. Av det avverkningsanmälda området överlappar 0.90 ha med buffertzonerna och får av detta skäl inte avverkas.</w:t>
+      </w:r>
+    </w:p>
+    <w:p>
+      <w:pPr>
+        <w:pStyle w:val="Caption"/>
+      </w:pPr>
+      <w:r>
+        <w:drawing>
+          <wp:inline xmlns:a="http://schemas.openxmlformats.org/drawingml/2006/main" xmlns:pic="http://schemas.openxmlformats.org/drawingml/2006/picture">
+            <wp:extent cx="5486400" cy="4315591"/>
+            <wp:docPr id="2" name="Picture 2"/>
+            <wp:cNvGraphicFramePr>
+              <a:graphicFrameLocks noChangeAspect="1"/>
+            </wp:cNvGraphicFramePr>
+            <a:graphic>
+              <a:graphicData uri="http://schemas.openxmlformats.org/drawingml/2006/picture">
+                <pic:pic>
+                  <pic:nvPicPr>
+                    <pic:cNvPr id="0" name="A 33994-2026 karta knärot.png"/>
+                    <pic:cNvPicPr/>
+                  </pic:nvPicPr>
+                  <pic:blipFill>
+                    <a:blip r:embed="rId17"/>
+                    <a:stretch>
+                      <a:fillRect/>
+                    </a:stretch>
+                  </pic:blipFill>
+                  <pic:spPr>
+                    <a:xfrm>
+                      <a:off x="0" y="0"/>
                       <a:ext cx="5486400" cy="4315591"/>
                     </a:xfrm>
                     <a:prstGeom prst="rect"/>
@@ -216,22 +413,351 @@
         <w:spacing w:after="240"/>
       </w:pPr>
       <w:r>
-        <w:t>Figur 1. Fyndplatser för naturvårdsarter i avverkningsanmälan. Markörer utan svart kant är placerade på fyndplatsen. Markörer med svart kant är placerade vid sidan av fyndplatsen och har ett svart streck som visar fyndplatsens exakta position. Kartans mittpunktskoordinat är N 7131366, E 504865 i SWEREF 99 TM.</w:t>
+        <w:t>Figur 2. Fyndplatser och buffertzoner för knärot i det avverkningsanmälda området. Endast fyndplatser vars buffertzoner överlappar med det avverkningsanmälda området har tagits med i visualiseringen. Kartans mittpunktskoordinat är N 7131366, E 504865 i SWEREF 99 TM.</w:t>
       </w:r>
     </w:p>
     <w:p>
       <w:r>
-        <w:t>I avverkningsanmälan finns fynd av 2 naturvårdsarter, varav 2 är rödlistade och 1 är typisk (T): skrovlig taggsvamp (VU) och dropptaggsvamp (NT, T). Se Figur 1.</w:t>
+        <w:rPr>
+          <w:b/>
+        </w:rPr>
+        <w:t xml:space="preserve">Ostticka (VU) </w:t>
+      </w:r>
+      <w:r>
+        <w:t xml:space="preserve">växer huvudsakligen på grova granlågor i urskogsartad barrskog. Växtplatserna ligger vanligtvis i brandrefugiala områden med relativt hög luftfuktighet där skogen under lång tid haft en intern beståndsdynamik med successivt avdöende träd. Alla skogsskötselåtgärder på eller i omedelbar närhet av lokalerna inverkar negativt på artens fortlevnad. Ostticka är typisk art för </w:t>
+      </w:r>
+      <w:r>
+        <w:rPr>
+          <w:i/>
+        </w:rPr>
+        <w:t xml:space="preserve">9010 Taiga </w:t>
+      </w:r>
+      <w:r>
+        <w:t xml:space="preserve">och </w:t>
+      </w:r>
+      <w:r>
+        <w:rPr>
+          <w:i/>
+        </w:rPr>
+        <w:t>9030 Landhöjningsskog</w:t>
+      </w:r>
+      <w:r>
+        <w:t xml:space="preserve"> (SLU Artdatabanken, 2024; Nitare &amp; Skogsstyrelsen, 2019).</w:t>
       </w:r>
     </w:p>
     <w:p>
       <w:r>
-        <w:t>Nedan presenteras relevanta utdrag ur standarderna för FSC, Chain of Custody, Controlled Wood och PEFC.</w:t>
+        <w:rPr>
+          <w:b/>
+        </w:rPr>
+        <w:t xml:space="preserve">Skrovlig taggsvamp (VU) </w:t>
+      </w:r>
+      <w:r>
+        <w:t>bildar mykorrhiza med tall i äldre tallskog, framför allt på tallhed. Den växer huvudsakligen i äldre barrskog som hotas av slutavverkning. Genom att äldre barrskogar och naturskogar blir allt sällsyntare, missgynnas arten av skogsbruk. Arten ingår i ett åtgärdsprogram för hotade arter (ÅGP) och en långsiktig tillgång till svampens värdträd behöver säkras genom att växtplatserna undantas från avverkning. Skrovlig taggsvamp är globalt rödlistad som nära hotad (NT) vilket innebär att Sverige har ett internationellt ansvar för arten (IUCN, 2025; SLU Artdatabanken, 2026; Nitare, 2006).</w:t>
       </w:r>
     </w:p>
     <w:p>
       <w:r>
-        <w:t>Vi förväntar oss att ni återkommer med ett skriftligt svar på vårt klagomål och även beskriver vilka korrigerande åtgärder ni satt in för att rätta till identifierade brister i er efterlevnad av den svenska FSC standarden.</w:t>
+        <w:rPr>
+          <w:b/>
+        </w:rPr>
+        <w:t>Smalfotad taggsvamp (VU)</w:t>
+      </w:r>
+      <w:r>
+        <w:t>, rödlistad som sårbar, växer på marken under lågor eller fallna stubbar i brandpräglad torr tallskog med lång kontinuitet. Arten är starkt associerad till kolad ved från tallar som sannolikt varit med om flera historiska skogsbränder. Detta är en process som kan ta många hundra år och det tar således mycket lång tid att återskapa lämpliga substrat. Smalfotad taggsvamp är placerad i toppen av Skogsstyrelsens värdepyramid för bedömning av skog med höga naturvärden samt globalt rödlistad som sårbar (VU) vilket innebär att Sverige har ett internationellt ansvar för arten (IUCN Redlist, 2024; Nitare &amp; Skogsstyrelsen, 2019; SLU Artdatabanken, 2024).</w:t>
+      </w:r>
+    </w:p>
+    <w:p>
+      <w:r>
+        <w:rPr>
+          <w:b/>
+        </w:rPr>
+        <w:t>Aspskinn (NT)</w:t>
+      </w:r>
+      <w:r>
+        <w:t xml:space="preserve"> är knuten till blandskog med kontinuerlig tillgång till asp och tycks främst förekomma i relativt frodiga och skuggiga blandskogar med stor tillgång på lågor i olika nedbrytningsstadier. I områden där aspskinn påträffas bör miljöerna sparas långsiktigt, vilket också gynnar en rad andra organismer (SLU Artdatabanken, 2024).</w:t>
+      </w:r>
+    </w:p>
+    <w:p>
+      <w:r>
+        <w:rPr>
+          <w:b/>
+        </w:rPr>
+        <w:t>Blanksvart spiklav (NT)</w:t>
+      </w:r>
+      <w:r>
+        <w:t xml:space="preserve"> förekommer på torr, hård, gammal kärnved men även på äldre ytved av tall i naturskogsartade bestånd med begränsad brandpåverkan och ostörd hydrologi. Skogsbruksåtgärder på eller i närheten av lokaler med blanksvart spiklav utgör ett hot. Naturskogsartade öppna tall- och barrblandskogar med blanksvart spiklav indikerar höga biologiska värden och bör bevaras (SLU Artdatabanken, 2024).</w:t>
+      </w:r>
+    </w:p>
+    <w:p>
+      <w:r>
+        <w:rPr>
+          <w:b/>
+        </w:rPr>
+        <w:t>Blågrå svartspik (NT)</w:t>
+      </w:r>
+      <w:r>
+        <w:t xml:space="preserve"> växer på torr, hård ved av gamla, solbelysta torrakor, högstubbar av tall och grova döda grenar på levande tallar i öppna bestånd av naturskogskaraktär. Nästan alltid rör det sig om tjärrika torrträd och högstubbar (töreved, keloträd) som kan vara en bra bit över hundra år, i vissa fall sannolikt hundratals år gamla. Skogsbruk är idag det allvarligaste hotet. Ett långsiktigt hot är att nybildningen av gamla torrakor och högstubbar är en långsam process vilken ofta är beroende av skogsbrand. Nytt substrat bildas numera sannolikt nästan inte alls då antalet naturliga skogsbränder har minskat drastiskt på grund av effektivare brandbekämpning. Döda träd som lämnas efter avverkning är inte lämpliga för arten, eftersom dessa träd inte varit utsatta för skogsbrand och bildat tjärrik ved. Skogsbruksåtgärder på eller i närheten av växtplatserna bör undvikas. Naturskogsartade skogar med förekomst av arten indikerar höga biologiska värden och bör bevaras. Blågrå svartspik har en mycket begränsad utbredning utanför de nordiska länderna varför dessa länder har ett speciellt ansvar för arten (SLU Artdatabanken, 2024).</w:t>
+      </w:r>
+    </w:p>
+    <w:p>
+      <w:r>
+        <w:rPr>
+          <w:b/>
+        </w:rPr>
+        <w:t>Dropptaggsvamp (NT)</w:t>
+      </w:r>
+      <w:r>
+        <w:t xml:space="preserve"> bildar mykorrhiza med tall, främst i barrskog med trädkontinuitet, i magra, torra och ljusöppna lavtallskogar och i barrblandskogar med friskmossor och lingon i fältskiktet. Den totala populationen i landet har minskat och bedöms fortsätta minska till följd av slutavverkningar av tallskog. Det är högst oklart om arten långsiktigt kan etablera och reproducera sig i skogsbestånd som brukas med trakthyggesmetoder, markberedning, gödsling eller föryngring med förädlat plantmaterial. Uppfyller kriterierna för att bli rödlistad på grund av ny kunskap som visar att en större andel av populationen än tidigare bedömt är knuten till kontinuitetsbarrskog. Minskningstakten för den svenska populationen bedöms vara nära gränsvärdet för Sårbar (VU). Dropptaggsvamp är typisk art för </w:t>
+      </w:r>
+      <w:r>
+        <w:rPr>
+          <w:i/>
+        </w:rPr>
+        <w:t xml:space="preserve">9010 Taiga </w:t>
+      </w:r>
+      <w:r>
+        <w:t>(SLU Artdatabanken, 2026).</w:t>
+      </w:r>
+    </w:p>
+    <w:p>
+      <w:r>
+        <w:rPr>
+          <w:b/>
+        </w:rPr>
+        <w:t>Dvärgbägarlav (NT)</w:t>
+      </w:r>
+      <w:r>
+        <w:t xml:space="preserve"> förekommer över hela Sverige på gammal hård ved, huvudsakligen på tall men i södra Sverige även på ek. Veden utgörs framförallt av grova stubbar, lågor och grenar. Substratet har blivit sällsyntare och nybildning av substrat sker bara i begränsad omfattning. Arten hotas av att grova lågor blir allt sällsyntare i dagens kulturskogar samt att nybildningen av lämpliga substrat går mycket långsamt. En riklig tillgång på gamla tall- eller eklågor måste säkerställas på artens lokaler. Dvärgbägarlav är typisk art för </w:t>
+      </w:r>
+      <w:r>
+        <w:rPr>
+          <w:i/>
+        </w:rPr>
+        <w:t>9010 Taiga</w:t>
+      </w:r>
+      <w:r>
+        <w:t xml:space="preserve"> (SLU Artdatabanken, 2024; Nitare &amp; Skogsstyrelsen, 2019).</w:t>
+      </w:r>
+    </w:p>
+    <w:p>
+      <w:r>
+        <w:rPr>
+          <w:b/>
+        </w:rPr>
+        <w:t>Kolflarnlav (NT)</w:t>
+      </w:r>
+      <w:r>
+        <w:t xml:space="preserve"> är brandberoende och växer nästan uteslutande på kolad hård kärnved av tall. Etableringen verkar ske först 100–300 år efter brand och nytt substrat nybildas i mycket begränsad omfattning. Avverkning av tallskog av naturskogskaraktär med spår av återkommande bränder är ett hot och mängden lämplig ved att växa på för arten minskar dels på grund av naturlig nedbrytning men framförallt på grund av att det förstörs i samband med slutavverkningar, gallringar och markberedning. Såväl kolflarnlav som mörk kolflarnlav har glänsande bålfjäll och förekommer främst i tall- och blandbarrskogar av naturskogskaraktär med spår av återkommande bränder. Skogar som dessa hyser höga biologiska värden och bör skyddas. Kolflarnlav är typisk art för </w:t>
+      </w:r>
+      <w:r>
+        <w:rPr>
+          <w:i/>
+        </w:rPr>
+        <w:t>9010 Taiga</w:t>
+      </w:r>
+      <w:r>
+        <w:t xml:space="preserve"> (SLU Artdatabanken, 2024).</w:t>
+      </w:r>
+    </w:p>
+    <w:p>
+      <w:r>
+        <w:rPr>
+          <w:b/>
+        </w:rPr>
+        <w:t>Kortskaftad ärgspik (NT)</w:t>
+      </w:r>
+      <w:r>
+        <w:t xml:space="preserve"> förekommer i barrträdsdominerade skogar och växer nästan uteslutande på tallved. Den föredrar gamla högstubbar i fuktig och halvöppen miljö, t.ex. i myrkanter, sumpskog och brandpräglad skog. Arten indikerar kontinuerlig tillgång till gamla högstubbar i kombination med hög och jämn luftfuktighet. Skogsbruk på lokaler med kortskaftad ärgspik utgör ett hot. På lång sikt bildas färre lämpliga substrat än vad som försvinner. Avverkning av barrträdsdominerade bestånd av naturskogskaraktär utgör ett långsiktigt hot. Naturskogsartade bestånd med riklig förekomst av gamla och grova tallhögstubbar bör undantas från skogsbruk (SLU Artdatabanken, 2024).</w:t>
+      </w:r>
+    </w:p>
+    <w:p>
+      <w:r>
+        <w:rPr>
+          <w:b/>
+        </w:rPr>
+        <w:t>Mörk kolflarnlav (NT)</w:t>
+      </w:r>
+      <w:r>
+        <w:t xml:space="preserve"> är brandberoende och växer nästan uteslutande på kolad hård kärnved av tall. Arten förekommer främst i glesa, öppna tall- och blandbarrskogar av naturskogskaraktär och etableringen verkar ske sent efter brand, kanske först efter 100–300 år. Mörk kolflarnlav indikerar skog med höga naturvärden och vanligast är att den påträffas på rester av nedbrunna torrakor och högstubbar och lågstubbar som är så grova att hela innandömet är urbränt. Tall- och blandbarrskogar av naturskogskaraktär med spår av återkommande bränder hyser höga biologiska värden och bör skyddas (SLU Artdatabanken, 2024).</w:t>
+      </w:r>
+    </w:p>
+    <w:p>
+      <w:r>
+        <w:rPr>
+          <w:b/>
+        </w:rPr>
+        <w:t>Nordtagging (NT)</w:t>
+      </w:r>
+      <w:r>
+        <w:t xml:space="preserve"> växer främst på tallågor av grövre dimensioner och påträffas huvudsakligen i äldre skog som inte kalavverkats. Nordtaggingen missgynnas av att områden med äldre tallskog har minskat starkt. Bekämpning av skogsbränder, samtidigt som skogsbruket omvandlar naturligt glesa tallbestånd till likartade och betydligt tätare bestånd, har missgynnat arten. Bristen på gamla tallågor utgör på sikt ett allvarligt hot och återskapandet av lämpliga biotoper tar mycket lång tid. Områden med olikåldriga bestånd av tall och med stort inslag av äldre träd bör undantas från skoglig produktion (SLU Artdatabanken, 2024).</w:t>
+      </w:r>
+    </w:p>
+    <w:p>
+      <w:r>
+        <w:rPr>
+          <w:b/>
+        </w:rPr>
+        <w:t xml:space="preserve">Vaddporing (NT) </w:t>
+      </w:r>
+      <w:r>
+        <w:t>är en brunrötande vednedbrytare som hittas på undersidan av liggande murken tallved i olika former. Substratet utgörs framför allt av den typ av hård, kådimpregnerad och ofta kolad tallved som skapas i brandpräglad skog. Vedtypen nybildas i mycket liten omfattning och det är sannolikt att arten upplever en utdöendeskuld. För att garantera artens fortlevnad bör man både säkra att artens växtplatser hålls intakta samt att långsiktigt säkerställa att ny ved tillkommer, allra helst i omedelbar anslutning till artens växtplatser. Skoglig gallring och annat uttag av virke innebär ett hot mot arten (SLU Artdatabanken, 2024).</w:t>
+      </w:r>
+    </w:p>
+    <w:p>
+      <w:r>
+        <w:rPr>
+          <w:b/>
+        </w:rPr>
+        <w:t>Vedflamlav (NT)</w:t>
+      </w:r>
+      <w:r>
+        <w:t xml:space="preserve"> växer på gammal hård och torr, exponerad kärnved av tall, främst på högstubbar i ljusöppna lägen, t.ex. vid och på myrar, sjökanter, i glesa hällmarkskogar och i brandpräglade tallnaturskogar. Substratet nyskapas i begränsad omfattning och arten är en utmärkt indikator på höga naturvärden i denna skogstyp. Tall- och barrblandskogar med naturskogskaraktär och spår av bränder har ofta höga biologiska värden och bör skyddas. På vedflamlavens bål kan den sällsynta spiklaven/parasiten </w:t>
+      </w:r>
+      <w:r>
+        <w:rPr>
+          <w:i/>
+        </w:rPr>
+        <w:t>Calicium ramboldiicola</w:t>
+      </w:r>
+      <w:r>
+        <w:t xml:space="preserve"> (VU) påträffas (SLU Artdatabanken, 2026).</w:t>
+      </w:r>
+    </w:p>
+    <w:p>
+      <w:r>
+        <w:rPr>
+          <w:b/>
+        </w:rPr>
+        <w:t>Vedskivlav (NT)</w:t>
+      </w:r>
+      <w:r>
+        <w:t xml:space="preserve"> växer på gammal, torr, exponerad, hård kärnved av framförallt tall i naturskogsartade bestånd. Avverkning av tallskog av naturskogskaraktär med spår av återkommande bränder är ett hot. Mängden lämplig ved att växa på för vedskivlav minskar, dels på grund av naturlig nedbrytning men framförallt på grund av att de förstörs i samband med slutavverkningar, gallringar och markberedning. Tall- och blandbarrskogar av naturskogskaraktär med spår av återkommande bränder bör skyddas. Vedskivlav är typisk art för </w:t>
+      </w:r>
+      <w:r>
+        <w:rPr>
+          <w:i/>
+        </w:rPr>
+        <w:t>9010 Taiga</w:t>
+      </w:r>
+      <w:r>
+        <w:t xml:space="preserve"> (SLU Artdatabanken, 2024).</w:t>
+      </w:r>
+    </w:p>
+    <w:p>
+      <w:r>
+        <w:rPr>
+          <w:b/>
+        </w:rPr>
+        <w:t xml:space="preserve">Vedtrappmossa (NT) </w:t>
+      </w:r>
+      <w:r>
+        <w:t xml:space="preserve">växer på död ved, främst i gammal granskog. Den förekommer knappast alls i fjällnära barrskogar utan finns i skogslandskapet nedom fjällen och framför allt i landets södra delar är den en mycket bra signalart för barrnaturskog med höga naturvärden. Skogsavverkning och brist på grov död ved i skogen är de allvarligaste hoten och den överlever inte kalhyggesbruk. Lokaler med sluten granskog, tillräckligt stora för att säkerställa ett kontinuerligt tillskott på grova lågor, bör undantas från storskaligt skogsbruk. Vedtrappmossa är typisk art för </w:t>
+      </w:r>
+      <w:r>
+        <w:rPr>
+          <w:i/>
+        </w:rPr>
+        <w:t>9010 Taiga</w:t>
+      </w:r>
+      <w:r>
+        <w:t xml:space="preserve"> (SLU Artdatabanken, 2024).</w:t>
+      </w:r>
+    </w:p>
+    <w:p>
+      <w:r>
+        <w:rPr>
+          <w:b/>
+        </w:rPr>
+        <w:t>Bårdlav</w:t>
+      </w:r>
+      <w:r>
+        <w:t xml:space="preserve"> signalerar miljöer med höga naturvärden och på lokalerna finns vanligtvis många andra ovanliga och rödlistade arter. Den visar även på platser med hög och jämn luftfuktighet. På bårdlav och andra njurlavar (Nephroma) kan de sällsynta parasiterna </w:t>
+      </w:r>
+      <w:r>
+        <w:rPr>
+          <w:i/>
+        </w:rPr>
+        <w:t xml:space="preserve">Protounguicularia nephromatis </w:t>
+      </w:r>
+      <w:r>
+        <w:t xml:space="preserve">(VU) och </w:t>
+      </w:r>
+      <w:r>
+        <w:rPr>
+          <w:i/>
+        </w:rPr>
+        <w:t xml:space="preserve">Tremella nephromatis </w:t>
+      </w:r>
+      <w:r>
+        <w:t xml:space="preserve">(DD) påträffas. Bårdlav är typisk art för </w:t>
+      </w:r>
+      <w:r>
+        <w:rPr>
+          <w:i/>
+        </w:rPr>
+        <w:t xml:space="preserve">9010 Taiga, 9020 Nordlig ädellövskog, 9070 Trädklädd betesmark, 9110 Näringsfattig bokskog, 9160 Näringsrik ekskog, 9180 Ädellövskog i branter </w:t>
+      </w:r>
+      <w:r>
+        <w:t>och</w:t>
+      </w:r>
+      <w:r>
+        <w:rPr>
+          <w:i/>
+        </w:rPr>
+        <w:t xml:space="preserve"> 9190 Näringsfattig ekskog</w:t>
+      </w:r>
+      <w:r>
+        <w:t xml:space="preserve"> (SLU Artdatabanken, 2026; Nitare &amp; Skogsstyrelsen, 2019).</w:t>
+      </w:r>
+    </w:p>
+    <w:p>
+      <w:r>
+        <w:rPr>
+          <w:b/>
+        </w:rPr>
+        <w:t>Nästlav</w:t>
+      </w:r>
+      <w:r>
+        <w:t xml:space="preserve"> indikerar söder om den naturliga norrlandsgränsen äldre barrskogsområden med höga naturvärden där andra ovanliga nordliga barrskogsarter kan påträffas. Nästlav är typisk art för </w:t>
+      </w:r>
+      <w:r>
+        <w:rPr>
+          <w:i/>
+        </w:rPr>
+        <w:t xml:space="preserve">9010 Taiga </w:t>
+      </w:r>
+      <w:r>
+        <w:t>(Nitare &amp; Skogsstyrelsen, 2019; SLU Artdatabanken, 2025).</w:t>
+      </w:r>
+    </w:p>
+    <w:p>
+      <w:r>
+        <w:rPr>
+          <w:b/>
+        </w:rPr>
+        <w:t>Tjäder (§4)</w:t>
+      </w:r>
+      <w:r>
+        <w:t xml:space="preserve"> omfattas av bilaga 1 och 2 EU:s fågeldirektiv och är typisk art för </w:t>
+      </w:r>
+      <w:r>
+        <w:rPr>
+          <w:i/>
+        </w:rPr>
+        <w:t xml:space="preserve">9010 Taiga </w:t>
+      </w:r>
+      <w:r>
+        <w:t xml:space="preserve">och </w:t>
+      </w:r>
+      <w:r>
+        <w:rPr>
+          <w:i/>
+        </w:rPr>
+        <w:t>9740 Skogsbevuxen myr</w:t>
+      </w:r>
+      <w:r>
+        <w:t>. Tjädern är en utpräglad skogsfågel knuten till större sammanhängande barrskogsområden. Tupparna och hönorna utnyttjar till viss del olika miljöer, och habitatvalet varierar dessutom mellan olika delar av året. För att det ska finnas livskraftiga tjäderbestånd krävs funktionella skogslandskap med en blandning av uppvuxen, gles och luckig skog, täta sumpskogar, myrar och andra små våtmarker. Arten försvinner när skogen fragmenteras och den sammanlagda arealen hyggen och andra öppna områden blir för stor. Ett småskaligt och försiktigt virkesuttag genom hyggesfria metoder kan i vissa fall vara möjligt i området inom 200 m från lekcentrum. Längre ut från lekcentrum, inom 200–500 m bör den avverkade ytan inte överskrida 1 hektar för att undvika alltför stora och snabba förändringar (Skogsstyrelsen, 2019; SLU Artdatabanken, 2024).</w:t>
       </w:r>
     </w:p>
     <w:p>
@@ -239,12 +765,15 @@
         <w:pStyle w:val="Heading1"/>
       </w:pPr>
       <w:r>
-        <w:t>Naturvårdsarter och fridlysta arter</w:t>
+        <w:t>Certifiering</w:t>
       </w:r>
     </w:p>
     <w:p>
-      <w:r>
-        <w:t>Nedan följer beskrivningar av de naturvårdsarter och fridlysta arter som har sina livsmiljöer och växtplatser i den avverkningsanmälda skogen. De påträffade naturvårdsarterna är ett tydligt kvitto på att det rör sig om en skog med höga naturvärden.</w:t>
+      <w:pPr>
+        <w:pStyle w:val="Heading2"/>
+      </w:pPr>
+      <w:r>
+        <w:t>Ur FSC-standarden</w:t>
       </w:r>
     </w:p>
     <w:p>
@@ -252,10 +781,10 @@
         <w:rPr>
           <w:b/>
         </w:rPr>
-        <w:t xml:space="preserve">Skrovlig taggsvamp (VU) </w:t>
-      </w:r>
-      <w:r>
-        <w:t>bildar mykorrhiza med tall i äldre tallskog, framför allt på tallhed. Den växer huvudsakligen i äldre barrskog som hotas av slutavverkning. Genom att äldre barrskogar och naturskogar blir allt sällsyntare, missgynnas arten av skogsbruk. Arten ingår i ett åtgärdsprogram för hotade arter (ÅGP) och en långsiktig tillgång till svampens värdträd behöver säkras genom att växtplatserna undantas från avverkning. Skrovlig taggsvamp är globalt rödlistad som nära hotad (NT) vilket innebär att Sverige har ett internationellt ansvar för arten (IUCN, 2025; SLU Artdatabanken, 2026; Nitare, 2006).</w:t>
+        <w:t xml:space="preserve">PRINCIP 1: LAGEFTERLEVNAD: </w:t>
+      </w:r>
+      <w:r>
+        <w:t>Certifikatsinnehavaren ska följa alla tillämpliga lagar, förordningar och nationellt ratificerade internationella avtal, konventioner och överenskommelser.</w:t>
       </w:r>
     </w:p>
     <w:p>
@@ -263,19 +792,271 @@
         <w:rPr>
           <w:b/>
         </w:rPr>
-        <w:t>Dropptaggsvamp (NT)</w:t>
-      </w:r>
-      <w:r>
-        <w:t xml:space="preserve"> bildar mykorrhiza med tall, främst i barrskog med trädkontinuitet, i magra, torra och ljusöppna lavtallskogar och i barrblandskogar med friskmossor och lingon i fältskiktet. Den totala populationen i landet har minskat och bedöms fortsätta minska till följd av slutavverkningar av tallskog. Det är högst oklart om arten långsiktigt kan etablera och reproducera sig i skogsbestånd som brukas med trakthyggesmetoder, markberedning, gödsling eller föryngring med förädlat plantmaterial. Uppfyller kriterierna för att bli rödlistad på grund av ny kunskap som visar att en större andel av populationen än tidigare bedömt är knuten till kontinuitetsbarrskog. Minskningstakten för den svenska populationen bedöms vara nära gränsvärdet för Sårbar (VU). Dropptaggsvamp är typisk art för </w:t>
+        <w:t xml:space="preserve">1.3.1 </w:t>
+      </w:r>
+      <w:r>
+        <w:t>Tillämpliga lagar och föreskrifter för brukandet av skogen följs.</w:t>
+      </w:r>
+    </w:p>
+    <w:p>
+      <w:pPr>
+        <w:pStyle w:val="ListBullet"/>
+      </w:pPr>
+      <w:r>
+        <w:rPr>
+          <w:b/>
+          <w:i/>
+        </w:rPr>
+        <w:t xml:space="preserve">Kommentar: </w:t>
+      </w:r>
+      <w:r>
+        <w:t>I den avverkningsanmälda skogen har fridlysta arter sina livsmiljöer och växtplatser. Att skada de fridlysta arternas livsmiljöer, växtplatser eller ekologiska funktion är inte tillåtet enligt artskyddsförordningen.</w:t>
       </w:r>
       <w:r>
         <w:rPr>
           <w:i/>
         </w:rPr>
-        <w:t xml:space="preserve">9010 Taiga </w:t>
-      </w:r>
-      <w:r>
-        <w:t>(SLU Artdatabanken, 2026).</w:t>
+        <w:t xml:space="preserve"> EU:s medlemsländer och skogsbolag är skyldiga att agera i enlighet med EU:s fågeldirektiv där det uttryckligen står att direktivet gäller för fåglar samt för deras ägg, bon och </w:t>
+      </w:r>
+      <w:r>
+        <w:rPr>
+          <w:b/>
+          <w:i/>
+        </w:rPr>
+        <w:t xml:space="preserve">livsmiljöer </w:t>
+      </w:r>
+      <w:r>
+        <w:t>(artikel 1). Vidare att de åtgärder som vidtas inte får leda till en försämring av den nuvarande situationen beträffande bevarandet av de fågelarter som avses i artikel 1 (artikel 13).</w:t>
+      </w:r>
+    </w:p>
+    <w:p>
+      <w:r>
+        <w:rPr>
+          <w:b/>
+        </w:rPr>
+        <w:t xml:space="preserve">6.4 </w:t>
+      </w:r>
+      <w:r>
+        <w:t>Certifikatsinnehavaren ska skydda sällsynta arter och hotade arter samt deras livsmiljöer inom skogsbruksenheten. Det ska ske genom avsättningar, andra skyddade områden och genom att skapa konnektivitet och/eller genom andra direkta åtgärder som gynnar dessa arters överlevnad och livskraft. Åtgärderna ska stå i förhållande till brukandets skala, intensitet och risk, samt till sällsynta och hotade arters bevarandestatus och ekologiska krav. Certifikatsinnehavaren ska beakta den geografiska spridningen och ekologiska krav hos sällsynta och hotade arter utanför skogsbruksenhetens gränser när beslut om åtgärder inom skogsbruksenheten ska fattas.</w:t>
+      </w:r>
+    </w:p>
+    <w:p>
+      <w:r>
+        <w:rPr>
+          <w:b/>
+        </w:rPr>
+        <w:t xml:space="preserve">6.4.1 </w:t>
+      </w:r>
+      <w:r>
+        <w:t>Följande biotoper undantas från alla skogsbruksåtgärder, förutom åtgärder påkallade för att bevara eller främja biotopens naturliga eller hävdbetingade biologiska mångfald:</w:t>
+      </w:r>
+    </w:p>
+    <w:p>
+      <w:pPr>
+        <w:ind w:left="357"/>
+      </w:pPr>
+      <w:r>
+        <w:t>b) nyckelbiotoper enligt Skogsstyrelsens definition och metod (1995)</w:t>
+      </w:r>
+    </w:p>
+    <w:p>
+      <w:pPr>
+        <w:pStyle w:val="ListBullet"/>
+      </w:pPr>
+      <w:r>
+        <w:rPr>
+          <w:b/>
+          <w:i/>
+        </w:rPr>
+        <w:t xml:space="preserve">Kommentar: </w:t>
+      </w:r>
+      <w:r>
+        <w:rPr>
+          <w:i/>
+        </w:rPr>
+        <w:t>I det avverkningsanmälda skogsområdet har 22 rödlistade arter och signalarter påträffats. Detta ska jämföras med Skogsstyrelsens uppföljning 2017 av nyckelbiotoper som visade att man i genomsnitt hittar 20,6 olika rödlistade arter och signalarter i en nyckelbiotop (Wijk, S. 2017. Biologisk mångfald i nyckelbiotoper – Resultat från inventeringen “Uppföljning biologisk mångfald” 2009–2015. Rapport 4/2017 Skogsstyrelsen, Jönköping).</w:t>
+      </w:r>
+    </w:p>
+    <w:p>
+      <w:r>
+        <w:rPr>
+          <w:b/>
+        </w:rPr>
+        <w:t xml:space="preserve">6.4.3 </w:t>
+      </w:r>
+      <w:r>
+        <w:t>Bevarandeåtgärder genomförs för de kända förekomster av rödlistade arter som påverkas av skogsbruk.</w:t>
+      </w:r>
+    </w:p>
+    <w:p>
+      <w:pPr>
+        <w:pStyle w:val="ListBullet"/>
+      </w:pPr>
+      <w:r>
+        <w:rPr>
+          <w:b/>
+          <w:i/>
+        </w:rPr>
+        <w:t xml:space="preserve">Kommentar: </w:t>
+      </w:r>
+      <w:r>
+        <w:rPr>
+          <w:i/>
+        </w:rPr>
+        <w:t>I det avverkningsanmälda skogsområdet har 23 naturvårdsarter varav 20 rödlistade arter sina livsmiljöer och växtplatser.</w:t>
+      </w:r>
+    </w:p>
+    <w:p>
+      <w:pPr>
+        <w:pStyle w:val="Heading2"/>
+      </w:pPr>
+      <w:r>
+        <w:t>Ur Chain of Custody Certification (FSC-STD-40-004 ver 3.0)</w:t>
+      </w:r>
+    </w:p>
+    <w:p>
+      <w:r>
+        <w:rPr>
+          <w:b/>
+        </w:rPr>
+        <w:t xml:space="preserve">1.3 </w:t>
+      </w:r>
+      <w:r>
+        <w:t xml:space="preserve">The organization shall commit to the FSC values as defined in FSC-POL-01-004 Policy for the Association of Organizations with FSC. </w:t>
+      </w:r>
+    </w:p>
+    <w:p>
+      <w:pPr>
+        <w:pStyle w:val="Heading2"/>
+      </w:pPr>
+      <w:r>
+        <w:t>Ur FSC:s policy för associerade organisationer (FSC-POL-01-004)</w:t>
+      </w:r>
+    </w:p>
+    <w:p>
+      <w:r>
+        <w:t xml:space="preserve">Som “Chain of Custody”-certifierad organisation är skogsbolaget bunden av de fastställda reglerna i Del 1 Punkt 1 c) i Policy för organisationer associerade med FSC (FSC-POL-01-004 V2-0 EN + SVE version 2012-03-02): </w:t>
+      </w:r>
+    </w:p>
+    <w:p>
+      <w:pPr>
+        <w:pStyle w:val="ListNumber"/>
+      </w:pPr>
+      <w:r>
+        <w:t>De organisationer FSC kan acceptera association med får inte direkt eller indirekt ha några kopplingar till nedanstående, oacceptabla aktiviteter:</w:t>
+      </w:r>
+    </w:p>
+    <w:p>
+      <w:pPr>
+        <w:ind w:left="357"/>
+      </w:pPr>
+      <w:r>
+        <w:t>a) Olaglig skogsavverkning och handel med olagligt avverkat virke eller skogsprodukter</w:t>
+      </w:r>
+    </w:p>
+    <w:p>
+      <w:pPr>
+        <w:ind w:left="357"/>
+      </w:pPr>
+      <w:r>
+        <w:t>...</w:t>
+      </w:r>
+    </w:p>
+    <w:p>
+      <w:pPr>
+        <w:ind w:left="357"/>
+      </w:pPr>
+      <w:r>
+        <w:t>c) Skogsbruk som förstör höga naturvärden</w:t>
+      </w:r>
+    </w:p>
+    <w:p>
+      <w:pPr>
+        <w:ind w:left="357"/>
+      </w:pPr>
+      <w:r>
+        <w:t>d) Betydande omvandling av skog till plantager eller annan, icke skoglig, markanvändning</w:t>
+      </w:r>
+    </w:p>
+    <w:p>
+      <w:pPr>
+        <w:pStyle w:val="ListBullet"/>
+      </w:pPr>
+      <w:r>
+        <w:rPr>
+          <w:b/>
+          <w:i/>
+        </w:rPr>
+        <w:t xml:space="preserve">Kommentar: </w:t>
+      </w:r>
+      <w:r>
+        <w:rPr>
+          <w:i/>
+        </w:rPr>
+        <w:t>Avverkning av skog med höga naturvärden samt skada på fridlysta arter strider både mot FSC Controlled Wood-standarden och FSC:s policy for associerade organisationer.</w:t>
+      </w:r>
+    </w:p>
+    <w:p>
+      <w:pPr>
+        <w:pStyle w:val="Heading2"/>
+      </w:pPr>
+      <w:r>
+        <w:t>Ur FSC Controlled Wood (FSC-STD-40-005)</w:t>
+      </w:r>
+    </w:p>
+    <w:p>
+      <w:r>
+        <w:t>Virke som inte accepteras i FSC-märkta produkter (oacceptabelt ursprung) enligt FSC Controlled Wood (FSC-STD-40-005):</w:t>
+      </w:r>
+    </w:p>
+    <w:p>
+      <w:pPr>
+        <w:pStyle w:val="ListNumber"/>
+      </w:pPr>
+      <w:r>
+        <w:t>Illegalt avverkat virke.</w:t>
+      </w:r>
+    </w:p>
+    <w:p>
+      <w:pPr>
+        <w:pStyle w:val="ListNumber"/>
+      </w:pPr>
+      <w:r>
+        <w:t>...</w:t>
+      </w:r>
+    </w:p>
+    <w:p>
+      <w:pPr>
+        <w:pStyle w:val="ListNumber"/>
+      </w:pPr>
+      <w:r>
+        <w:t>Virke från avverkningar som hotar höga naturvärden.</w:t>
+      </w:r>
+    </w:p>
+    <w:p>
+      <w:pPr>
+        <w:pStyle w:val="ListNumber"/>
+      </w:pPr>
+      <w:r>
+        <w:t>Virke från skog som konverteras till plantager eller icke-skogligt bruk.</w:t>
+      </w:r>
+    </w:p>
+    <w:p>
+      <w:pPr>
+        <w:pStyle w:val="ListBullet"/>
+      </w:pPr>
+      <w:r>
+        <w:rPr>
+          <w:b/>
+          <w:i/>
+        </w:rPr>
+        <w:t xml:space="preserve">Kommentar: </w:t>
+      </w:r>
+      <w:r>
+        <w:rPr>
+          <w:i/>
+        </w:rPr>
+        <w:t>Avverkning av skog med höga naturvärden samt skada på fridlysta arter strider både mot FSC Controlled Wood-standarden och FSC:s policy for associerade organisationer.</w:t>
       </w:r>
     </w:p>
     <w:p>
@@ -283,7 +1064,134 @@
         <w:pStyle w:val="Heading1"/>
       </w:pPr>
       <w:r>
-        <w:t>Certifiering</w:t>
+        <w:t>Ur PEFC-standarden gällande lagefterlevnad</w:t>
+      </w:r>
+    </w:p>
+    <w:p>
+      <w:r>
+        <w:t>PEFC-standarden förutsätter att tillämplig svensk lagstiftning följs. Det är utsedd tillsynsmyndighet som ansvarar för tillsyn av lagens efterlevnad. PEFC-standarden återger innehållet i vissa certifieringskritiska lag- och föreskriftskrav vilka ska ingå i granskning av PEFC-systemets efterlevnad.</w:t>
+      </w:r>
+    </w:p>
+    <w:p>
+      <w:pPr>
+        <w:pStyle w:val="ListBullet"/>
+      </w:pPr>
+      <w:r>
+        <w:rPr>
+          <w:b/>
+          <w:i/>
+        </w:rPr>
+        <w:t xml:space="preserve">Kommentar: </w:t>
+      </w:r>
+      <w:r>
+        <w:rPr>
+          <w:i/>
+        </w:rPr>
+        <w:t>I den avverkningsanmälda skogen har fridlysta arter sina livsmiljöer och växtplatser. Att skada de fridlysta arternas livsmiljöer, växtplatser eller ekologiska funktion är inte tillåtet enligt artskyddsförordningen</w:t>
+      </w:r>
+    </w:p>
+    <w:p>
+      <w:r>
+        <w:br w:type="page"/>
+      </w:r>
+    </w:p>
+    <w:p>
+      <w:pPr>
+        <w:pStyle w:val="Title"/>
+      </w:pPr>
+      <w:r>
+        <w:t>BILAGA 1 – Fridlysta arter</w:t>
+      </w:r>
+    </w:p>
+    <w:p>
+      <w:pPr>
+        <w:pStyle w:val="Heading1"/>
+      </w:pPr>
+      <w:r>
+        <w:t>Knärot – ekologi samt krav på livsmiljön</w:t>
+      </w:r>
+    </w:p>
+    <w:p>
+      <w:r>
+        <w:t xml:space="preserve">Knärot är typisk art för </w:t>
+      </w:r>
+      <w:r>
+        <w:rPr>
+          <w:i/>
+        </w:rPr>
+        <w:t xml:space="preserve">9010 Taiga </w:t>
+      </w:r>
+      <w:r>
+        <w:t>och</w:t>
+      </w:r>
+      <w:r>
+        <w:rPr>
+          <w:i/>
+        </w:rPr>
+        <w:t xml:space="preserve"> 9050 Näringsrik granskog</w:t>
+      </w:r>
+      <w:r>
+        <w:t>, fridlyst enligt 8 och 15 §§ artskyddsförordningen och klassad som sårbar (VU) enligt rödlistan 2020. Knärot är beroende av hög och jämn luftfuktighet i gamla, ostörda skogsmiljöer och är känslig för snabba förändringar av ljus-/vindförhållanden eller uttorkning. På grund av ett alltför intensivt skogsbruk har den minskat med 40 (25–50) % under de senaste 60 åren och i framtiden bedöms minskningstakten uppgå till 30 (20–40) %. Till följd av att arten har en dokumenterat högre minskningstakt i förhållande till sin generationstid än vad som tidigare varit känt (data från Riksskogstaxeringen) höjdes den till hotkategori sårbar (VU) i rödlistan 2020 (SLU Artdatabanken, 2024).</w:t>
+      </w:r>
+    </w:p>
+    <w:p>
+      <w:r>
+        <w:t>En analys av 79 floraväktarlokaler åren 1990–2015 vilka återbesökts under 2020–2024 visade på en tydlig negativ påverkan på knärotsförekomster från större hyggen i närområdet (inom 150–200 m) vilket indikerar att kanteffekter har en stor påverkan på populationerna. Resultaten bekräftar knärotens känslighet för kanteffekter och visar vikten av att skydda större skogsbestånd för att bevara arten. Om det blir höga andelar (&gt;30%) hyggen inom 200 meter från en knärotsförekomst så ökar risken för att en knärotspopulation dör ut och det verkar det behövas någonstans mellan 100 och 150 meters skyddszon för att bevara arten på lång sikt (Sebestyén &amp; Sundberg, 2025). Detta stöds även av en studie (Johansson et al, 2026) baserad på data från Riksskogstaxeringen som visar att knäroten minskat med 66 % under perioden 1993–2022 samt att det finns en stark korrelation mellan minskande arealer kontinuitetsskog och lokal utdöenderisk. Knäroten uppvisade en mycket låg koloniseringsgrad (0,7 % över 10 år) i kombination med hög lokal utrotningsrisk (75,2 %), där utrotningssannolikheten ökade kraftigt när arealen kontinuitetsskog minskade mellan undersökningar, t.ex. på grund av kalhyggesbruk (Johansson et al., 2026).</w:t>
+      </w:r>
+    </w:p>
+    <w:p>
+      <w:r>
+        <w:t xml:space="preserve">Samuel Johnsons doktorsavhandling </w:t>
+      </w:r>
+      <w:r>
+        <w:rPr>
+          <w:i/>
+        </w:rPr>
+        <w:t>“Retention Forestry as a Conservation Measure for Boreal Forest Ground Vegetation”</w:t>
+      </w:r>
+      <w:r>
+        <w:t xml:space="preserve"> (SLU, Uppsala 2014) visar att det krävs väl tilltagna skyddszoner för att knärotens växtplatser inte ska ta skada av skogsbruksåtgärder i intilliggande områden: </w:t>
+      </w:r>
+      <w:r>
+        <w:rPr>
+          <w:i/>
+        </w:rPr>
+        <w:t xml:space="preserve">“Study III shows that retention patches smaller than 0.5 ha do not lifeboat the sensitive forest herb G. repens, a species that depend on stable microclimatic conditions typical for intact forest stands.” </w:t>
+      </w:r>
+      <w:r>
+        <w:t xml:space="preserve">Vidare </w:t>
+      </w:r>
+      <w:r>
+        <w:rPr>
+          <w:i/>
+        </w:rPr>
+        <w:t>“More sensitive forest species are not lifeboated in retention patches ranging from 0.05 to 0.5 ha (Papers II &amp; III).”</w:t>
+      </w:r>
+    </w:p>
+    <w:p>
+      <w:r>
+        <w:t xml:space="preserve">Johnsons (2014) rekommendation på minst 50 meters breda skyddszoner runt knärotens växtplatser motsvarar en areal på 0,78 hektar, vilket ligger i linje med andra studier som gjorts på känsliga skogsarter: </w:t>
+      </w:r>
+      <w:r>
+        <w:rPr>
+          <w:i/>
+        </w:rPr>
+        <w:t>“In study III I also show that translocated specimens of G. repens survives well in mature forests at least 50 m from the nearest edge to an open area. Moreover, measures of temperature and humidity show that such distances from an open area is far enough to offer a microclimate that is more stable compared to what present in retention patches of around 0.1 ha. This means that the very centre of a circular patch with radius 50 m (equals a size of 0.78 ha) should offer conditions similar to interior forest and would perhaps be a suitable habitat for G. repens and similar species. Previous studies from both North America and Sweden have also concluded that patches between 0.5 and one ha are sufficient for preserving interior forest vegetation as well as sensitive lichens and bryophytes (de Graaf &amp; Roberts 2009; Halpern et al. 2012; Rudolphi et al. 2014).”</w:t>
+      </w:r>
+    </w:p>
+    <w:p>
+      <w:r>
+        <w:t>Ytterligare en studie (Koelmeijer m.fl., 2022) inkluderar knärotens skyddsbehov. I uppsatsen berörs problemet med uttorkning för växter, bl.a. för knärot, ett problem som blivit accentuerat på grund av den pågående klimatförändringen och torra somrar, t.ex. den exceptionellt torra sommaren 2018. I uppsatsen undersöks områden med tre olika avstånd från kalhyggeskant med avseende på skydd bl.a. för knärot. Det första området har avstånd upp till 20 m från hyggeskant (Strong edge effect), det andra 20–40 m från hyggeskant (Weak edge effect) och det tredje avser större avstånd från hyggeskant, där kanteffekten anses vara försumbar (Interior). Ett resultat var att man fann stor eller mycket stor uttorkningseffekt på känsliga och rödlistade skogsarter vid de kortare avstånden till hyggeskant, medan effekt av uttorkning inte konstaterades på större avstånd (Interior). För orkidén knärot fann man en rik förekomst (upp till 0,06 dm2/m2) på stort avstånd från hyggeskant (Interior), medan förekomsten var liten eller närmast försumbar i de områden som klassificerades som Weak edge effect respektive Strong edge effect. Arbetet påpekar att de allt oftare förekommande torra somrarna ger ytterligare skäl att utöka skyddsavståndet från hyggen till den fuktkrävande arten knärot (Koelmeijer m.fl., 2022).</w:t>
+      </w:r>
+    </w:p>
+    <w:p>
+      <w:r>
+        <w:t>Även Skogsstyrelsens egen vägledning för hänsyn till knärot ligger i linje med ovanstående forskningsstudier. Av vägledningen framgår det att för med hög sannolikhet kunna bevara befintliga förekomster krävs relativt stora avsättningar av uppvuxen skog med slutet och relativt tätt kronskikt. Som riktlinje kan krävas ett avstånd på 50 meter in från brynet för att vidmakthålla ett fungerande mikroklimat. Detta innebär att fristående hänsynsytor för många arter (kärlväxter, lavar och mossor) kan behöva ha en area överstigande 0,8 hektar (cirkelyta med radien 50 meter = 0,78 hektar) för att bibehålla lokalklimatet. Även ganska små förändringar i form av förändrade ljus- och fuktighetsförhållanden, till exempel till följd av gallring, kan leda till att arten försvinner till följd av konkurrens med mera ljuskrävande och snabbväxande arter (Skogsstyrelsen, 2022).</w:t>
+      </w:r>
+    </w:p>
+    <w:p>
+      <w:r>
+        <w:t>Vid tillämpning av försiktighetsprincipen enligt 2 kap. 3 § miljöbalken bör sålunda 100–150 meters skyddszon lämnas runt knärotens växtplatser.</w:t>
       </w:r>
     </w:p>
     <w:p>
@@ -291,84 +1199,178 @@
         <w:pStyle w:val="Heading2"/>
       </w:pPr>
       <w:r>
-        <w:t>Ur FSC-standarden</w:t>
+        <w:t>Referenser – knärot</w:t>
       </w:r>
     </w:p>
     <w:p>
       <w:r>
+        <w:t xml:space="preserve">de Graaf M &amp; Roberts M.R., 2009. </w:t>
+      </w:r>
+      <w:r>
         <w:rPr>
-          <w:b/>
+          <w:i/>
         </w:rPr>
-        <w:t xml:space="preserve">PRINCIP 1: LAGEFTERLEVNAD: </w:t>
-      </w:r>
-      <w:r>
-        <w:t>Certifikatsinnehavaren ska följa alla tillämpliga lagar, förordningar och nationellt ratificerade internationella avtal, konventioner och överenskommelser.</w:t>
+        <w:t xml:space="preserve">Short-term response of the herbaceous layer within leave patches after harvest. </w:t>
+      </w:r>
+      <w:r>
+        <w:t>Forest Ecology and Management 257, 1014–1025.</w:t>
       </w:r>
     </w:p>
     <w:p>
       <w:r>
+        <w:t xml:space="preserve">Halpern, C. B., Halaj, J., Evans, S. A., &amp; Dovciak, M., 2012. </w:t>
+      </w:r>
+      <w:r>
         <w:rPr>
-          <w:b/>
+          <w:i/>
         </w:rPr>
-        <w:t xml:space="preserve">1.3.1 </w:t>
-      </w:r>
-      <w:r>
-        <w:t>Tillämpliga lagar och föreskrifter för brukandet av skogen följs.</w:t>
+        <w:t xml:space="preserve">Level and pattern of overstory retention interact to shape long-term responses of understories to timber harvest. </w:t>
+      </w:r>
+      <w:r>
+        <w:t>Ecological Applications, 22, 2049–2064.</w:t>
+      </w:r>
+    </w:p>
+    <w:p>
+      <w:r>
+        <w:t>Johansson, V., Jansson, M. och Bergman, K-O</w:t>
+      </w:r>
+      <w:r>
+        <w:rPr>
+          <w:i/>
+        </w:rPr>
+        <w:t>.</w:t>
+      </w:r>
+      <w:r>
+        <w:t>, 2026.</w:t>
+      </w:r>
+      <w:r>
+        <w:rPr>
+          <w:i/>
+        </w:rPr>
+        <w:t xml:space="preserve"> A 30-year population decline of a threatened forest orchid associated with old growth forests</w:t>
+      </w:r>
+      <w:r>
+        <w:t>. Department of Physics, Chemistry and Biology (IFM), Linköping University.</w:t>
+      </w:r>
+    </w:p>
+    <w:p>
+      <w:r>
+        <w:t xml:space="preserve">Johnson, S., 2014. </w:t>
+      </w:r>
+      <w:r>
+        <w:rPr>
+          <w:i/>
+        </w:rPr>
+        <w:t>Retention Forestry as a Conservation Measure for Boreal Forest Ground Vegetation</w:t>
+      </w:r>
+      <w:r>
+        <w:t>. Doktorsavhandling, SLU, Uppsala.</w:t>
+      </w:r>
+    </w:p>
+    <w:p>
+      <w:r>
+        <w:t xml:space="preserve">Koelmeijer, I. A., Ehrlén, J., Jönsson, M., De Frenne, P., Berg, P., Andersson, J., Weibull, H. &amp; Hylander, N. 2022. </w:t>
+      </w:r>
+      <w:r>
+        <w:rPr>
+          <w:i/>
+        </w:rPr>
+        <w:t xml:space="preserve">Interactive effects of drought and edge exposure on old-growth forest understory species. </w:t>
+      </w:r>
+      <w:r>
+        <w:t>Landscape Ecology, 37, sid 1839–1853.</w:t>
+      </w:r>
+    </w:p>
+    <w:p>
+      <w:r>
+        <w:t xml:space="preserve">Rudolphi, J., Jönsson, M. T., &amp; Gustafsson, L., 2014. </w:t>
+      </w:r>
+      <w:r>
+        <w:rPr>
+          <w:i/>
+        </w:rPr>
+        <w:t xml:space="preserve">Biological legacies buffer local species extinction after logging. </w:t>
+      </w:r>
+      <w:r>
+        <w:t>Journal of Applied Ecology. 51, 53–62.</w:t>
+      </w:r>
+    </w:p>
+    <w:p>
+      <w:r>
+        <w:t xml:space="preserve">Sebestyén, L. och Sundberg, S. 2025.  </w:t>
+      </w:r>
+      <w:r>
+        <w:rPr>
+          <w:i/>
+        </w:rPr>
+        <w:t>Påverkan på knärotslokaler från hyggen i närheten.</w:t>
+      </w:r>
+      <w:r>
+        <w:t xml:space="preserve"> DAPHNE 36:1 2025. Botaniska Sällskapet i Stockholm.</w:t>
+      </w:r>
+    </w:p>
+    <w:p>
+      <w:r>
+        <w:t xml:space="preserve">Skogsstyrelsen, 2022. </w:t>
+      </w:r>
+      <w:r>
+        <w:rPr>
+          <w:i/>
+        </w:rPr>
+        <w:t xml:space="preserve">Vägledning för hänsyn till knärot. </w:t>
+      </w:r>
+      <w:r>
+        <w:t>https://www.skogsstyrelsen.se/lag-och-tillsyn/artskydd/vagledningar-och-kunskapsstod-artskydd/vagledning-for-hansyn-till-knarot/.</w:t>
+      </w:r>
+    </w:p>
+    <w:p>
+      <w:r>
+        <w:t xml:space="preserve">SLU Artdatabanken, 2024. </w:t>
+      </w:r>
+      <w:r>
+        <w:rPr>
+          <w:i/>
+        </w:rPr>
+        <w:t xml:space="preserve">Artfaktablad. Naturvård – artfakta. </w:t>
+      </w:r>
+      <w:r>
+        <w:t>SLU Artdatabanken, Uppsala.</w:t>
       </w:r>
     </w:p>
     <w:p>
       <w:pPr>
-        <w:pStyle w:val="ListBullet"/>
+        <w:pStyle w:val="Heading1"/>
       </w:pPr>
       <w:r>
-        <w:rPr>
-          <w:b/>
-          <w:i/>
-        </w:rPr>
-        <w:t xml:space="preserve">Kommentar: </w:t>
-      </w:r>
-      <w:r>
-        <w:t>I den avverkningsanmälda skogen har fridlysta arter sina livsmiljöer och växtplatser. Att skada de fridlysta arternas livsmiljöer, växtplatser eller ekologiska funktion är inte tillåtet enligt artskyddsförordningen.</w:t>
+        <w:t>Tjäder – ekologi samt krav på livsmiljön</w:t>
       </w:r>
     </w:p>
     <w:p>
       <w:r>
-        <w:rPr>
-          <w:b/>
-        </w:rPr>
-        <w:t xml:space="preserve">6.4 </w:t>
-      </w:r>
-      <w:r>
-        <w:t>Certifikatsinnehavaren ska skydda sällsynta arter och hotade arter samt deras livsmiljöer inom skogsbruksenheten. Det ska ske genom avsättningar, andra skyddade områden och genom att skapa konnektivitet och/eller genom andra direkta åtgärder som gynnar dessa arters överlevnad och livskraft. Åtgärderna ska stå i förhållande till brukandets skala, intensitet och risk, samt till sällsynta och hotade arters bevarandestatus och ekologiska krav. Certifikatsinnehavaren ska beakta den geografiska spridningen och ekologiska krav hos sällsynta och hotade arter utanför skogsbruksenhetens gränser när beslut om åtgärder inom skogsbruksenheten ska fattas.</w:t>
-      </w:r>
-    </w:p>
-    <w:p>
-      <w:r>
-        <w:rPr>
-          <w:b/>
-        </w:rPr>
-        <w:t xml:space="preserve">6.4.3 </w:t>
-      </w:r>
-      <w:r>
-        <w:t>Bevarandeåtgärder genomförs för de kända förekomster av rödlistade arter som påverkas av skogsbruk.</w:t>
-      </w:r>
-    </w:p>
-    <w:p>
-      <w:pPr>
-        <w:pStyle w:val="ListBullet"/>
-      </w:pPr>
-      <w:r>
-        <w:rPr>
-          <w:b/>
-          <w:i/>
-        </w:rPr>
-        <w:t xml:space="preserve">Kommentar: </w:t>
+        <w:t xml:space="preserve">Tjäder (§4) omfattas av bilaga 1 och 2 EU:s fågeldirektiv och är typisk art för </w:t>
       </w:r>
       <w:r>
         <w:rPr>
           <w:i/>
         </w:rPr>
-        <w:t>I det avverkningsanmälda skogsområdet har 2 naturvårdsarter varav 2 rödlistade arter sina livsmiljöer och växtplatser.</w:t>
+        <w:t xml:space="preserve">9010 Taiga </w:t>
+      </w:r>
+      <w:r>
+        <w:t xml:space="preserve">och </w:t>
+      </w:r>
+      <w:r>
+        <w:rPr>
+          <w:i/>
+        </w:rPr>
+        <w:t>9740 Skogsbevuxen myr</w:t>
+      </w:r>
+      <w:r>
+        <w:t>. Tjädern är en utpräglad skogsfågel knuten till större sammanhängande barrskogsområden. Tupparna och hönorna utnyttjar till viss del olika miljöer, och habitatvalet varierar dessutom mellan olika delar av året. För att det ska finnas livskraftiga tjäderbestånd krävs funktionella skogslandskap med en blandning av uppvuxen, gles och luckig skog, täta sumpskogar, myrar och andra små våtmarker (Skogsstyrelsen, 2019; SLU Artdatabanken 2024).</w:t>
+      </w:r>
+    </w:p>
+    <w:p>
+      <w:r>
+        <w:t>Arten försvinner när skogen fragmenteras och den sammanlagda arealen hyggen och andra öppna områden blir för stor. Ett småskaligt och försiktigt virkesuttag genom hyggesfria metoder kan i vissa fall vara möjligt i området inom 200 m från lekcentrum. Längre ut från lekcentrum, inom 200–500 m bör den avverkade ytan inte överskrida 1 hektar för att undvika alltför stora och snabba förändringar (Skogsstyrelsen, 2019).</w:t>
       </w:r>
     </w:p>
     <w:p>
@@ -376,183 +1378,32 @@
         <w:pStyle w:val="Heading2"/>
       </w:pPr>
       <w:r>
-        <w:t>Ur Chain of Custody Certification (FSC-STD-40-004 ver 3.0)</w:t>
+        <w:t>Referenser – tjäder</w:t>
       </w:r>
     </w:p>
     <w:p>
       <w:r>
-        <w:rPr>
-          <w:b/>
-        </w:rPr>
-        <w:t xml:space="preserve">1.3 </w:t>
-      </w:r>
-      <w:r>
-        <w:t xml:space="preserve">The organization shall commit to the FSC values as defined in FSC-POL-01-004 Policy for the Association of Organizations with FSC. </w:t>
-      </w:r>
-    </w:p>
-    <w:p>
-      <w:pPr>
-        <w:pStyle w:val="Heading2"/>
-      </w:pPr>
-      <w:r>
-        <w:t>Ur FSC:s policy för associerade organisationer (FSC-POL-01-004)</w:t>
-      </w:r>
-    </w:p>
-    <w:p>
-      <w:r>
-        <w:t xml:space="preserve">Som “Chain of Custody”-certifierad organisation är skogsbolaget bunden av de fastställda reglerna i Del 1 Punkt 1 c) i Policy för organisationer associerade med FSC (FSC-POL-01-004 V2-0 EN + SVE version 2012-03-02): </w:t>
-      </w:r>
-    </w:p>
-    <w:p>
-      <w:pPr>
-        <w:pStyle w:val="ListNumber"/>
-      </w:pPr>
-      <w:r>
-        <w:t>De organisationer FSC kan acceptera association med får inte direkt eller indirekt ha några kopplingar till nedanstående, oacceptabla aktiviteter:</w:t>
-      </w:r>
-    </w:p>
-    <w:p>
-      <w:pPr>
-        <w:ind w:left="357"/>
-      </w:pPr>
-      <w:r>
-        <w:t>a) Olaglig skogsavverkning och handel med olagligt avverkat virke eller skogsprodukter</w:t>
-      </w:r>
-    </w:p>
-    <w:p>
-      <w:pPr>
-        <w:ind w:left="357"/>
-      </w:pPr>
-      <w:r>
-        <w:t>...</w:t>
-      </w:r>
-    </w:p>
-    <w:p>
-      <w:pPr>
-        <w:ind w:left="357"/>
-      </w:pPr>
-      <w:r>
-        <w:t>c) Skogsbruk som förstör höga naturvärden</w:t>
-      </w:r>
-    </w:p>
-    <w:p>
-      <w:pPr>
-        <w:ind w:left="357"/>
-      </w:pPr>
-      <w:r>
-        <w:t>d) Betydande omvandling av skog till plantager eller annan, icke skoglig, markanvändning</w:t>
-      </w:r>
-    </w:p>
-    <w:p>
-      <w:pPr>
-        <w:pStyle w:val="ListBullet"/>
-      </w:pPr>
-      <w:r>
-        <w:rPr>
-          <w:b/>
-          <w:i/>
-        </w:rPr>
-        <w:t xml:space="preserve">Kommentar: </w:t>
+        <w:t xml:space="preserve">Skogsstyrelsen, 2019. </w:t>
       </w:r>
       <w:r>
         <w:rPr>
           <w:i/>
         </w:rPr>
-        <w:t>Avverkning av skog med höga naturvärden samt skada på fridlysta arter strider både mot FSC Controlled Wood-standarden och FSC:s policy for associerade organisationer.</w:t>
+        <w:t>Vägledning för hänsyn till fåglar – tjäder.</w:t>
       </w:r>
     </w:p>
     <w:p>
-      <w:pPr>
-        <w:pStyle w:val="Heading2"/>
-      </w:pPr>
-      <w:r>
-        <w:t>Ur FSC Controlled Wood (FSC-STD-40-005)</w:t>
-      </w:r>
-    </w:p>
-    <w:p>
-      <w:r>
-        <w:t>Virke som inte accepteras i FSC-märkta produkter (oacceptabelt ursprung) enligt FSC Controlled Wood (FSC-STD-40-005):</w:t>
-      </w:r>
-    </w:p>
-    <w:p>
-      <w:pPr>
-        <w:pStyle w:val="ListNumber"/>
-      </w:pPr>
-      <w:r>
-        <w:t>Illegalt avverkat virke.</w:t>
-      </w:r>
-    </w:p>
-    <w:p>
-      <w:pPr>
-        <w:pStyle w:val="ListNumber"/>
-      </w:pPr>
-      <w:r>
-        <w:t>...</w:t>
-      </w:r>
-    </w:p>
-    <w:p>
-      <w:pPr>
-        <w:pStyle w:val="ListNumber"/>
-      </w:pPr>
-      <w:r>
-        <w:t>Virke från avverkningar som hotar höga naturvärden.</w:t>
-      </w:r>
-    </w:p>
-    <w:p>
-      <w:pPr>
-        <w:pStyle w:val="ListNumber"/>
-      </w:pPr>
-      <w:r>
-        <w:t>Virke från skog som konverteras till plantager eller icke-skogligt bruk.</w:t>
-      </w:r>
-    </w:p>
-    <w:p>
-      <w:pPr>
-        <w:pStyle w:val="ListBullet"/>
-      </w:pPr>
-      <w:r>
-        <w:rPr>
-          <w:b/>
-          <w:i/>
-        </w:rPr>
-        <w:t xml:space="preserve">Kommentar: </w:t>
+      <w:r>
+        <w:t xml:space="preserve">SLU Artdatabanken, 2024. </w:t>
       </w:r>
       <w:r>
         <w:rPr>
           <w:i/>
         </w:rPr>
-        <w:t>Avverkning av skog med höga naturvärden samt skada på fridlysta arter strider både mot FSC Controlled Wood-standarden och FSC:s policy for associerade organisationer.</w:t>
-      </w:r>
-    </w:p>
-    <w:p>
-      <w:pPr>
-        <w:pStyle w:val="Heading1"/>
-      </w:pPr>
-      <w:r>
-        <w:t>Ur PEFC-standarden gällande lagefterlevnad</w:t>
-      </w:r>
-    </w:p>
-    <w:p>
-      <w:r>
-        <w:t>PEFC-standarden förutsätter att tillämplig svensk lagstiftning följs. Det är utsedd tillsynsmyndighet som ansvarar för tillsyn av lagens efterlevnad. PEFC-standarden återger innehållet i vissa certifieringskritiska lag- och föreskriftskrav vilka ska ingå i granskning av PEFC-systemets efterlevnad.</w:t>
-      </w:r>
-    </w:p>
-    <w:p>
-      <w:pPr>
-        <w:pStyle w:val="ListBullet"/>
-      </w:pPr>
-      <w:r>
-        <w:rPr>
-          <w:b/>
-          <w:i/>
-        </w:rPr>
-        <w:t xml:space="preserve">Kommentar: </w:t>
-      </w:r>
-      <w:r>
-        <w:rPr>
-          <w:i/>
-        </w:rPr>
-        <w:t>I den avverkningsanmälda skogen har fridlysta arter sina livsmiljöer och växtplatser. Att skada de fridlysta arternas livsmiljöer, växtplatser eller ekologiska funktion är inte tillåtet enligt artskyddsförordningen</w:t>
+        <w:t xml:space="preserve">Artfaktablad. Naturvård – artfakta. </w:t>
+      </w:r>
+      <w:r>
+        <w:t>SLU Artdatabanken, Uppsala</w:t>
       </w:r>
     </w:p>
     <w:sectPr>
@@ -683,7 +1534,7 @@
     <w:r>
       <w:tab/>
       <w:tab/>
-      <w:t>2026-08-23</w:t>
+      <w:t>2026-08-24</w:t>
       <w:br/>
       <w:br/>
     </w:r>

--- a/klagomål/A 33994-2026 FSC-klagomål.docx
+++ b/klagomål/A 33994-2026 FSC-klagomål.docx
@@ -1534,7 +1534,7 @@
     <w:r>
       <w:tab/>
       <w:tab/>
-      <w:t>2026-08-24</w:t>
+      <w:t>2026-08-25</w:t>
       <w:br/>
       <w:br/>
     </w:r>

--- a/klagomål/A 33994-2026 FSC-klagomål.docx
+++ b/klagomål/A 33994-2026 FSC-klagomål.docx
@@ -1534,7 +1534,7 @@
     <w:r>
       <w:tab/>
       <w:tab/>
-      <w:t>2026-08-25</w:t>
+      <w:t>2026-08-26</w:t>
       <w:br/>
       <w:br/>
     </w:r>

--- a/klagomål/A 33994-2026 FSC-klagomål.docx
+++ b/klagomål/A 33994-2026 FSC-klagomål.docx
@@ -1534,7 +1534,7 @@
     <w:r>
       <w:tab/>
       <w:tab/>
-      <w:t>2026-08-26</w:t>
+      <w:t>2026-08-27</w:t>
       <w:br/>
       <w:br/>
     </w:r>

--- a/klagomål/A 33994-2026 FSC-klagomål.docx
+++ b/klagomål/A 33994-2026 FSC-klagomål.docx
@@ -1534,7 +1534,7 @@
     <w:r>
       <w:tab/>
       <w:tab/>
-      <w:t>2026-08-27</w:t>
+      <w:t>2026-08-28</w:t>
       <w:br/>
       <w:br/>
     </w:r>

--- a/klagomål/A 33994-2026 FSC-klagomål.docx
+++ b/klagomål/A 33994-2026 FSC-klagomål.docx
@@ -1534,7 +1534,7 @@
     <w:r>
       <w:tab/>
       <w:tab/>
-      <w:t>2026-08-28</w:t>
+      <w:t>2026-08-29</w:t>
       <w:br/>
       <w:br/>
     </w:r>

--- a/klagomål/A 33994-2026 FSC-klagomål.docx
+++ b/klagomål/A 33994-2026 FSC-klagomål.docx
@@ -1534,7 +1534,7 @@
     <w:r>
       <w:tab/>
       <w:tab/>
-      <w:t>2026-08-29</w:t>
+      <w:t>2026-08-31</w:t>
       <w:br/>
       <w:br/>
     </w:r>

--- a/klagomål/A 33994-2026 FSC-klagomål.docx
+++ b/klagomål/A 33994-2026 FSC-klagomål.docx
@@ -1534,7 +1534,7 @@
     <w:r>
       <w:tab/>
       <w:tab/>
-      <w:t>2026-08-31</w:t>
+      <w:t>2026-09-01</w:t>
       <w:br/>
       <w:br/>
     </w:r>

--- a/klagomål/A 33994-2026 FSC-klagomål.docx
+++ b/klagomål/A 33994-2026 FSC-klagomål.docx
@@ -1534,7 +1534,7 @@
     <w:r>
       <w:tab/>
       <w:tab/>
-      <w:t>2026-09-01</w:t>
+      <w:t>2026-09-02</w:t>
       <w:br/>
       <w:br/>
     </w:r>

--- a/klagomål/A 33994-2026 FSC-klagomål.docx
+++ b/klagomål/A 33994-2026 FSC-klagomål.docx
@@ -1534,7 +1534,7 @@
     <w:r>
       <w:tab/>
       <w:tab/>
-      <w:t>2026-09-02</w:t>
+      <w:t>2026-09-03</w:t>
       <w:br/>
       <w:br/>
     </w:r>

--- a/klagomål/A 33994-2026 FSC-klagomål.docx
+++ b/klagomål/A 33994-2026 FSC-klagomål.docx
@@ -1534,7 +1534,7 @@
     <w:r>
       <w:tab/>
       <w:tab/>
-      <w:t>2026-09-03</w:t>
+      <w:t>2026-09-04</w:t>
       <w:br/>
       <w:br/>
     </w:r>

--- a/klagomål/A 33994-2026 FSC-klagomål.docx
+++ b/klagomål/A 33994-2026 FSC-klagomål.docx
@@ -1534,7 +1534,7 @@
     <w:r>
       <w:tab/>
       <w:tab/>
-      <w:t>2026-09-04</w:t>
+      <w:t>2026-09-05</w:t>
       <w:br/>
       <w:br/>
     </w:r>

--- a/klagomål/A 33994-2026 FSC-klagomål.docx
+++ b/klagomål/A 33994-2026 FSC-klagomål.docx
@@ -1534,7 +1534,7 @@
     <w:r>
       <w:tab/>
       <w:tab/>
-      <w:t>2026-09-05</w:t>
+      <w:t>2026-09-06</w:t>
       <w:br/>
       <w:br/>
     </w:r>

--- a/klagomål/A 33994-2026 FSC-klagomål.docx
+++ b/klagomål/A 33994-2026 FSC-klagomål.docx
@@ -1534,7 +1534,7 @@
     <w:r>
       <w:tab/>
       <w:tab/>
-      <w:t>2026-09-06</w:t>
+      <w:t>2026-09-07</w:t>
       <w:br/>
       <w:br/>
     </w:r>

--- a/klagomål/A 33994-2026 FSC-klagomål.docx
+++ b/klagomål/A 33994-2026 FSC-klagomål.docx
@@ -1534,7 +1534,7 @@
     <w:r>
       <w:tab/>
       <w:tab/>
-      <w:t>2026-09-07</w:t>
+      <w:t>2026-09-08</w:t>
       <w:br/>
       <w:br/>
     </w:r>

--- a/klagomål/A 33994-2026 FSC-klagomål.docx
+++ b/klagomål/A 33994-2026 FSC-klagomål.docx
@@ -1534,7 +1534,7 @@
     <w:r>
       <w:tab/>
       <w:tab/>
-      <w:t>2026-09-08</w:t>
+      <w:t>2026-09-09</w:t>
       <w:br/>
       <w:br/>
     </w:r>

--- a/klagomål/A 33994-2026 FSC-klagomål.docx
+++ b/klagomål/A 33994-2026 FSC-klagomål.docx
@@ -1534,7 +1534,7 @@
     <w:r>
       <w:tab/>
       <w:tab/>
-      <w:t>2026-09-09</w:t>
+      <w:t>2026-09-10</w:t>
       <w:br/>
       <w:br/>
     </w:r>

--- a/klagomål/A 33994-2026 FSC-klagomål.docx
+++ b/klagomål/A 33994-2026 FSC-klagomål.docx
@@ -1534,7 +1534,7 @@
     <w:r>
       <w:tab/>
       <w:tab/>
-      <w:t>2026-09-10</w:t>
+      <w:t>2026-09-11</w:t>
       <w:br/>
       <w:br/>
     </w:r>

--- a/klagomål/A 33994-2026 FSC-klagomål.docx
+++ b/klagomål/A 33994-2026 FSC-klagomål.docx
@@ -1534,7 +1534,7 @@
     <w:r>
       <w:tab/>
       <w:tab/>
-      <w:t>2026-09-11</w:t>
+      <w:t>2026-09-12</w:t>
       <w:br/>
       <w:br/>
     </w:r>
